--- a/FreshMart_SRS.docx
+++ b/FreshMart_SRS.docx
@@ -125,7 +125,7 @@
               <w:rPr>
                 <w:sz w:val="20"/>
               </w:rPr>
-              <w:t>2.0</w:t>
+              <w:t>2.1</w:t>
             </w:r>
           </w:p>
         </w:tc>
@@ -11567,6 +11567,28 @@
           <w:sz w:val="22"/>
         </w:rPr>
         <w:t>Inter-service HTTP calls use JWT forwarding (Bearer token passed from gateway to services)</w:t>
+      </w:r>
+    </w:p>
+    <w:p>
+      <w:pPr>
+        <w:pStyle w:val="ListBullet"/>
+      </w:pPr>
+      <w:r>
+        <w:rPr>
+          <w:sz w:val="22"/>
+        </w:rPr>
+        <w:t>RabbitMQ used for async inter-service events via MassTransit (OrderPlacedEvent, PaymentCompletedEvent, OrderStatusChangedEvent)</w:t>
+      </w:r>
+    </w:p>
+    <w:p>
+      <w:pPr>
+        <w:pStyle w:val="ListBullet"/>
+      </w:pPr>
+      <w:r>
+        <w:rPr>
+          <w:sz w:val="22"/>
+        </w:rPr>
+        <w:t>MassTransit retry policy: 1s, 5s, 15s intervals before dead-lettering failed messages</w:t>
       </w:r>
     </w:p>
     <w:p>
@@ -12423,7 +12445,15 @@
         <w:rPr>
           <w:sz w:val="22"/>
         </w:rPr>
-        <w:t>Inter-Service Calls: OrderService -&gt; PaymentService (create Razorpay order) | OrderService -&gt; NotificationService (send notifications/emails) | OrderService -&gt; AuthService (get customer email for status emails)</w:t>
+        <w:t>Synchronous HTTP Calls: OrderService -&gt; PaymentService (create Razorpay order) | OrderService -&gt; NotificationService (send notifications/emails) | OrderService -&gt; AuthService (get customer email for status emails)</w:t>
+      </w:r>
+    </w:p>
+    <w:p>
+      <w:r>
+        <w:rPr>
+          <w:sz w:val="22"/>
+        </w:rPr>
+        <w:t>Async RabbitMQ Events (MassTransit): OrderService publishes OrderPlacedEvent -&gt; consumed by ProductService (stock decrement) and NotificationService (email + push). PaymentService publishes PaymentCompletedEvent -&gt; consumed by OrderService (transition to Processing). OrderService publishes OrderStatusChangedEvent -&gt; consumed by NotificationService.</w:t>
       </w:r>
     </w:p>
     <w:p>
@@ -13142,7 +13172,7 @@
               <w:rPr>
                 <w:sz w:val="20"/>
               </w:rPr>
-              <w:t>Containerization</w:t>
+              <w:t>Message Broker</w:t>
             </w:r>
           </w:p>
         </w:tc>
@@ -13156,7 +13186,7 @@
               <w:rPr>
                 <w:sz w:val="20"/>
               </w:rPr>
-              <w:t>Docker + Docker Compose</w:t>
+              <w:t>RabbitMQ + MassTransit</w:t>
             </w:r>
           </w:p>
         </w:tc>
@@ -13170,7 +13200,7 @@
               <w:rPr>
                 <w:sz w:val="20"/>
               </w:rPr>
-              <w:t>One-command deployment; all services containerized</w:t>
+              <w:t>Async inter-service events (OrderPlaced, PaymentCompleted, OrderStatusChanged)</w:t>
             </w:r>
           </w:p>
         </w:tc>
@@ -13186,6 +13216,50 @@
               <w:rPr>
                 <w:sz w:val="20"/>
               </w:rPr>
+              <w:t>Containerization</w:t>
+            </w:r>
+          </w:p>
+        </w:tc>
+        <w:tc>
+          <w:tcPr>
+            <w:tcW w:type="dxa" w:w="3024"/>
+            <w:shd w:val="clear" w:color="auto" w:fill="FFFFFF"/>
+          </w:tcPr>
+          <w:p>
+            <w:r>
+              <w:rPr>
+                <w:sz w:val="20"/>
+              </w:rPr>
+              <w:t>Docker + Docker Compose</w:t>
+            </w:r>
+          </w:p>
+        </w:tc>
+        <w:tc>
+          <w:tcPr>
+            <w:tcW w:type="dxa" w:w="3888"/>
+            <w:shd w:val="clear" w:color="auto" w:fill="FFFFFF"/>
+          </w:tcPr>
+          <w:p>
+            <w:r>
+              <w:rPr>
+                <w:sz w:val="20"/>
+              </w:rPr>
+              <w:t>One-command deployment; all services containerized</w:t>
+            </w:r>
+          </w:p>
+        </w:tc>
+      </w:tr>
+      <w:tr>
+        <w:tc>
+          <w:tcPr>
+            <w:tcW w:type="dxa" w:w="2448"/>
+            <w:shd w:val="clear" w:color="auto" w:fill="F1F8E9"/>
+          </w:tcPr>
+          <w:p>
+            <w:r>
+              <w:rPr>
+                <w:sz w:val="20"/>
+              </w:rPr>
               <w:t>Shared Models</w:t>
             </w:r>
           </w:p>
@@ -13193,7 +13267,7 @@
         <w:tc>
           <w:tcPr>
             <w:tcW w:type="dxa" w:w="3024"/>
-            <w:shd w:val="clear" w:color="auto" w:fill="FFFFFF"/>
+            <w:shd w:val="clear" w:color="auto" w:fill="F1F8E9"/>
           </w:tcPr>
           <w:p>
             <w:r>
@@ -13207,7 +13281,7 @@
         <w:tc>
           <w:tcPr>
             <w:tcW w:type="dxa" w:w="3888"/>
-            <w:shd w:val="clear" w:color="auto" w:fill="FFFFFF"/>
+            <w:shd w:val="clear" w:color="auto" w:fill="F1F8E9"/>
           </w:tcPr>
           <w:p>
             <w:r>
@@ -21006,7 +21080,7 @@
               <w:rPr>
                 <w:sz w:val="20"/>
               </w:rPr>
-              <w:t>Services communicate via synchronous HTTP (typed HttpClient); no message broker in v1</w:t>
+              <w:t>Services communicate via synchronous HTTP (typed HttpClient) for critical calls; RabbitMQ + MassTransit for async event-driven communication</w:t>
             </w:r>
           </w:p>
         </w:tc>
@@ -21252,17 +21326,6 @@
           <w:sz w:val="22"/>
         </w:rPr>
         <w:t>Coupon codes are created by Admins only; store-specific promotions are a v2 feature</w:t>
-      </w:r>
-    </w:p>
-    <w:p>
-      <w:pPr>
-        <w:pStyle w:val="ListBullet"/>
-      </w:pPr>
-      <w:r>
-        <w:rPr>
-          <w:sz w:val="22"/>
-        </w:rPr>
-        <w:t>Message broker (RabbitMQ/Kafka) for async inter-service communication is a v2 enhancement</w:t>
       </w:r>
     </w:p>
     <w:p>
@@ -22602,7 +22665,7 @@
               <w:rPr>
                 <w:sz w:val="20"/>
               </w:rPr>
-              <w:t>2.0</w:t>
+              <w:t>2.1</w:t>
             </w:r>
           </w:p>
         </w:tc>
@@ -22644,7 +22707,7 @@
               <w:rPr>
                 <w:sz w:val="20"/>
               </w:rPr>
-              <w:t>Major revision — migrated to microservices architecture; 6 independent services + YARP API Gateway + Angular 21; SQL Server per service; Docker Compose updated</w:t>
+              <w:t>Added RabbitMQ + MassTransit async messaging (OrderPlacedEvent, PaymentCompletedEvent, OrderStatusChangedEvent); updated inter-service communication section; removed message broker from future enhancements</w:t>
             </w:r>
           </w:p>
         </w:tc>

--- a/FreshMart_SRS.docx
+++ b/FreshMart_SRS.docx
@@ -2692,7 +2692,7 @@
         <w:rPr>
           <w:sz w:val="22"/>
         </w:rPr>
-        <w:t>Inter-service communication uses typed HttpClient (synchronous HTTP) — no message broker in current version</w:t>
+        <w:t>Inter-service communication: synchronous HTTP (typed HttpClient) for real-time calls (OrderService -&gt; PaymentService for Razorpay order creation); asynchronous RabbitMQ events via MassTransit for decoupled workflows (OrderPlacedEvent, OrderStatusChangedEvent, PaymentCompletedEvent)</w:t>
       </w:r>
     </w:p>
     <w:p>
@@ -2781,6 +2781,54 @@
           <w:sz w:val="22"/>
         </w:rPr>
         <w:t>CORS configured at API Gateway level; allowed origins set via environment variable</w:t>
+      </w:r>
+    </w:p>
+    <w:p>
+      <w:pPr>
+        <w:pStyle w:val="ListBullet"/>
+      </w:pPr>
+      <w:r>
+        <w:t xml:space="preserve">CorrelationId middleware present in all services for distributed request tracing</w:t>
+      </w:r>
+    </w:p>
+    <w:p>
+      <w:pPr>
+        <w:pStyle w:val="ListBullet"/>
+      </w:pPr>
+      <w:r>
+        <w:t xml:space="preserve">MassTransit retry policy: 1s, 5s, 15s intervals before dead-lettering failed messages</w:t>
+      </w:r>
+    </w:p>
+    <w:p>
+      <w:pPr>
+        <w:pStyle w:val="ListBullet"/>
+      </w:pPr>
+      <w:r>
+        <w:t xml:space="preserve">RabbitMQ connection: host, username, password configured per service via Docker environment variables</w:t>
+      </w:r>
+    </w:p>
+    <w:p>
+      <w:pPr>
+        <w:pStyle w:val="ListBullet"/>
+      </w:pPr>
+      <w:r>
+        <w:t xml:space="preserve">Invoice auto-generated and downloaded client-side as PDF after successful payment (InvoiceService)</w:t>
+      </w:r>
+    </w:p>
+    <w:p>
+      <w:pPr>
+        <w:pStyle w:val="ListBullet"/>
+      </w:pPr>
+      <w:r>
+        <w:t xml:space="preserve">Wishlist and Recently Viewed stored client-side in localStorage (no backend persistence required)</w:t>
+      </w:r>
+    </w:p>
+    <w:p>
+      <w:pPr>
+        <w:pStyle w:val="ListBullet"/>
+      </w:pPr>
+      <w:r>
+        <w:t xml:space="preserve">Product comparison supports up to 3 products simultaneously (client-side, ComparisonService)</w:t>
       </w:r>
     </w:p>
     <w:p>
@@ -8392,7 +8440,7 @@
         <w:rPr>
           <w:sz w:val="22"/>
         </w:rPr>
-        <w:t>15. POST /api/v1/orders/{id}/complete-payment -&gt; OrderService clears cart, calls NotificationService for notifications + email</w:t>
+        <w:t>15. POST /api/v1/orders/{id}/complete-payment -&gt; OrderService clears cart; publishes OrderPlacedEvent to RabbitMQ; NotificationService consumes event and sends in-app SignalR notification + confirmation email</w:t>
       </w:r>
     </w:p>
     <w:p>
@@ -9274,7 +9322,7 @@
         <w:rPr>
           <w:sz w:val="22"/>
         </w:rPr>
-        <w:t>6. OrderService calls NotificationService HTTP: sends SignalR notification to customer</w:t>
+        <w:t>6. OrderService publishes OrderStatusChangedEvent to RabbitMQ (MassTransit)</w:t>
       </w:r>
     </w:p>
     <w:p>
@@ -9285,7 +9333,7 @@
         <w:rPr>
           <w:sz w:val="22"/>
         </w:rPr>
-        <w:t>7. OrderService calls AuthService HTTP to get customer email; calls NotificationService to send email</w:t>
+        <w:t>7. NotificationService consumes OrderStatusChangedEvent; sends in-app SignalR push and status email to customer</w:t>
       </w:r>
     </w:p>
     <w:p>
@@ -12372,7 +12420,7 @@
         <w:rPr>
           <w:sz w:val="22"/>
         </w:rPr>
-        <w:t>SharedModels project for shared DTOs and event contracts between services</w:t>
+        <w:t>SharedModels project for shared DTOs and RabbitMQ event contracts (OrderPlacedEvent, OrderStatusChangedEvent, PaymentCompletedEvent) between services</w:t>
       </w:r>
     </w:p>
     <w:p>
@@ -12445,7 +12493,7 @@
         <w:rPr>
           <w:sz w:val="22"/>
         </w:rPr>
-        <w:t>Synchronous HTTP Calls: OrderService -&gt; PaymentService (create Razorpay order) | OrderService -&gt; NotificationService (send notifications/emails) | OrderService -&gt; AuthService (get customer email for status emails)</w:t>
+        <w:t>Synchronous HTTP Calls: OrderService -&gt; PaymentService (create Razorpay order only)</w:t>
       </w:r>
     </w:p>
     <w:p>
@@ -12453,7 +12501,7 @@
         <w:rPr>
           <w:sz w:val="22"/>
         </w:rPr>
-        <w:t>Async RabbitMQ Events (MassTransit): OrderService publishes OrderPlacedEvent -&gt; consumed by ProductService (stock decrement) and NotificationService (email + push). PaymentService publishes PaymentCompletedEvent -&gt; consumed by OrderService (transition to Processing). OrderService publishes OrderStatusChangedEvent -&gt; consumed by NotificationService.</w:t>
+        <w:t>Async RabbitMQ Events (MassTransit): OrderService publishes OrderPlacedEvent -&gt; consumed by ProductService (stock decrement) and NotificationService (confirmation email + push). OrderService publishes OrderStatusChangedEvent -&gt; consumed by NotificationService (status email + push). PaymentService publishes PaymentCompletedEvent -&gt; consumed by OrderService (transition to Processing). All events use durable queues with retry policy (1s, 5s, 15s) before dead-lettering.</w:t>
       </w:r>
     </w:p>
     <w:p>
@@ -22118,7 +22166,7 @@
         <w:rPr>
           <w:sz w:val="22"/>
         </w:rPr>
-        <w:t>Asynchronous inter-service communication via RabbitMQ or Azure Service Bus (event-driven architecture)</w:t>
+        <w:t>Distributed tracing across microservices (OpenTelemetry, Jaeger) — CorrelationId middleware provides basic request tracing today</w:t>
       </w:r>
     </w:p>
     <w:p>
@@ -22306,6 +22354,30 @@
           <w:sz w:val="22"/>
         </w:rPr>
         <w:t>API rate limiting per service via middleware or API Gateway policies</w:t>
+      </w:r>
+    </w:p>
+    <w:p>
+      <w:pPr>
+        <w:pStyle w:val="ListBullet"/>
+      </w:pPr>
+      <w:r>
+        <w:t xml:space="preserve">Coupon management UI for Admin (create/edit/delete coupons via frontend — currently seeded via DB only)</w:t>
+      </w:r>
+    </w:p>
+    <w:p>
+      <w:pPr>
+        <w:pStyle w:val="ListBullet"/>
+      </w:pPr>
+      <w:r>
+        <w:t xml:space="preserve">Rate-order feature: allow customers to rate the overall delivery experience (UI page /rate-order exists but backend not wired)</w:t>
+      </w:r>
+    </w:p>
+    <w:p>
+      <w:pPr>
+        <w:pStyle w:val="ListBullet"/>
+      </w:pPr>
+      <w:r>
+        <w:t xml:space="preserve">Product image upload to cloud storage (Azure Blob / AWS S3) — currently external URL only</w:t>
       </w:r>
     </w:p>
     <w:p>
